--- a/ClimOO material/stakehoder engagement/meeting summaries/Meeting 4.docx
+++ b/ClimOO material/stakehoder engagement/meeting summaries/Meeting 4.docx
@@ -50,7 +50,7 @@
           <w:szCs w:val="22"/>
           <w:lang w:val="en-US"/>
         </w:rPr>
-        <w:t xml:space="preserve">This is the summary of the first meeting held with representative from institute </w:t>
+        <w:t>This is the summary of the first meeting held with representative</w:t>
       </w:r>
       <w:r>
         <w:rPr>
@@ -59,7 +59,7 @@
           <w:szCs w:val="22"/>
           <w:lang w:val="en-US"/>
         </w:rPr>
-        <w:t>C</w:t>
+        <w:t>s</w:t>
       </w:r>
       <w:r>
         <w:rPr>
@@ -68,7 +68,7 @@
           <w:szCs w:val="22"/>
           <w:lang w:val="en-US"/>
         </w:rPr>
-        <w:t>. The table</w:t>
+        <w:t xml:space="preserve"> from </w:t>
       </w:r>
       <w:r>
         <w:rPr>
@@ -77,7 +77,25 @@
           <w:szCs w:val="22"/>
           <w:lang w:val="en-US"/>
         </w:rPr>
-        <w:t xml:space="preserve"> summarizes the purposes, main topics discussed, and outputs of the meetings</w:t>
+        <w:t>I</w:t>
+      </w:r>
+      <w:r>
+        <w:rPr>
+          <w:rFonts w:ascii="Calibri" w:hAnsi="Calibri" w:cs="Calibri"/>
+          <w:sz w:val="22"/>
+          <w:szCs w:val="22"/>
+          <w:lang w:val="en-US"/>
+        </w:rPr>
+        <w:t>nstitute C. The table</w:t>
+      </w:r>
+      <w:r>
+        <w:rPr>
+          <w:rFonts w:ascii="Calibri" w:hAnsi="Calibri" w:cs="Calibri"/>
+          <w:sz w:val="22"/>
+          <w:szCs w:val="22"/>
+          <w:lang w:val="en-US"/>
+        </w:rPr>
+        <w:t xml:space="preserve"> summarizes the purposes, main topics discussed, and outputs of the meeting</w:t>
       </w:r>
       <w:r>
         <w:rPr>
@@ -155,7 +173,6 @@
                 <w:lang w:val="en-US"/>
               </w:rPr>
             </w:pPr>
-            <w:proofErr w:type="spellStart"/>
             <w:r>
               <w:rPr>
                 <w:rFonts w:ascii="Calibri" w:hAnsi="Calibri" w:cs="Calibri"/>
@@ -163,9 +180,8 @@
                 <w:szCs w:val="20"/>
                 <w:lang w:val="en-US"/>
               </w:rPr>
-              <w:t>Stakehoders</w:t>
-            </w:r>
-            <w:proofErr w:type="spellEnd"/>
+              <w:t>Stakeholders</w:t>
+            </w:r>
           </w:p>
         </w:tc>
         <w:tc>
